--- a/book-output/chapter-01-introduction.docx
+++ b/book-output/chapter-01-introduction.docx
@@ -64,7 +64,7 @@
           <w:sz w:val="24"/>
           <w:szCs w:val="24"/>
         </w:rPr>
-        <w:t xml:space="preserve">To Randolph (Randy) Hill, Founder &amp; CTO of GovBotics — your enterprise AI concepts now run locally, for free, in everyone's hands. </w:t>
+        <w:t xml:space="preserve">To Randolph (Randy) Hill, Founder &amp; CTO of GovBotics — your vision of AI as a tool manager rather than a knowledge repository now empowers individuals, not just enterprises. </w:t>
       </w:r>
     </w:p>
     <w:p>
@@ -97,21 +97,7 @@
           <w:sz w:val="24"/>
           <w:szCs w:val="24"/>
         </w:rPr>
-        <w:t xml:space="preserve">Key enterprise AI concepts adapted from Randolph Hill, Founder &amp; CTO of GovBotics. Released under CC BY-SA 4.0 (text) and MIT License (code). </w:t>
-      </w:r>
-    </w:p>
-    <w:p>
-      <w:pPr>
-        <w:spacing w:after="200"/>
-      </w:pPr>
-      <w:r>
-        <w:rPr>
-          <w:i/>
-          <w:iCs/>
-          <w:sz w:val="24"/>
-          <w:szCs w:val="24"/>
-        </w:rPr>
-        <w:t xml:space="preserve">For enterprise AI integration needs, visit www.govbotics.com — connecting legacy systems to AI capabilities with security and scale.</w:t>
+        <w:t xml:space="preserve">Key enterprise AI concepts adapted from Randolph Hill, Founder &amp; CTO of GovBotics. This project demonstrates that sophisticated AI systems don't require massive resources — just smart architecture. </w:t>
       </w:r>
     </w:p>
     <w:p>
@@ -120,7 +106,722 @@
         <w:spacing w:after="200" w:before="400"/>
       </w:pPr>
       <w:r>
+        <w:t xml:space="preserve">Byte-Sized AI: Keeping You Relevant in an AI World</w:t>
+      </w:r>
+    </w:p>
+    <w:p>
+      <w:pPr>
+        <w:spacing w:after="200"/>
+      </w:pPr>
+      <w:r>
+        <w:rPr>
+          <w:sz w:val="24"/>
+          <w:szCs w:val="24"/>
+        </w:rPr>
+        <w:t xml:space="preserve">This book is part of the </w:t>
+      </w:r>
+      <w:r>
+        <w:rPr>
+          <w:b/>
+          <w:bCs/>
+          <w:sz w:val="24"/>
+          <w:szCs w:val="24"/>
+        </w:rPr>
+        <w:t xml:space="preserve">Byte-Sized AI</w:t>
+      </w:r>
+      <w:r>
+        <w:rPr>
+          <w:sz w:val="24"/>
+          <w:szCs w:val="24"/>
+        </w:rPr>
+        <w:t xml:space="preserve"> series — short, practical guides designed to keep you relevant in an AI world. The goal isn't to overwhelm you with theory, but to give you practical skills that make AI work for you.</w:t>
+      </w:r>
+    </w:p>
+    <w:p>
+      <w:pPr>
+        <w:spacing w:after="200"/>
+      </w:pPr>
+      <w:r>
+        <w:rPr>
+          <w:b/>
+          <w:bCs/>
+          <w:sz w:val="24"/>
+          <w:szCs w:val="24"/>
+        </w:rPr>
+        <w:t xml:space="preserve">Why This Matters:</w:t>
+      </w:r>
+      <w:r>
+        <w:rPr>
+          <w:sz w:val="24"/>
+          <w:szCs w:val="24"/>
+        </w:rPr>
+        <w:t xml:space="preserve"> While big companies will have access to large models they control, this book gives power to anyone with a simple computer and internet connection. You don't need enterprise budgets or data centers. You need the right approach.</w:t>
+      </w:r>
+    </w:p>
+    <w:p>
+      <w:pPr>
+        <w:pStyle w:val="Heading2"/>
+        <w:spacing w:after="200" w:before="400"/>
+      </w:pPr>
+      <w:r>
+        <w:t xml:space="preserve">The Philosophy: AI as Tool Manager, Not Oracle</w:t>
+      </w:r>
+    </w:p>
+    <w:p>
+      <w:pPr>
+        <w:spacing w:after="200"/>
+      </w:pPr>
+      <w:r>
+        <w:rPr>
+          <w:sz w:val="24"/>
+          <w:szCs w:val="24"/>
+        </w:rPr>
+        <w:t xml:space="preserve">Before writing this book, I worked with Randolph Hill on how enterprises would use AI. We both understood something critical: </w:t>
+      </w:r>
+      <w:r>
+        <w:rPr>
+          <w:b/>
+          <w:bCs/>
+          <w:sz w:val="24"/>
+          <w:szCs w:val="24"/>
+        </w:rPr>
+        <w:t xml:space="preserve">existing systems harness data, but databases don't understand data.</w:t>
+      </w:r>
+      <w:r>
+        <w:rPr>
+          <w:sz w:val="24"/>
+          <w:szCs w:val="24"/>
+        </w:rPr>
+        <w:t xml:space="preserve"> They require unique skills to access their information.</w:t>
+      </w:r>
+    </w:p>
+    <w:p>
+      <w:pPr>
+        <w:spacing w:after="200"/>
+      </w:pPr>
+      <w:r>
+        <w:rPr>
+          <w:sz w:val="24"/>
+          <w:szCs w:val="24"/>
+        </w:rPr>
+        <w:t xml:space="preserve">Randy conceptualized a system where the human communicates what they want to accomplish, and the AI uses available tools to gather information. We treat the AI as a </w:t>
+      </w:r>
+      <w:r>
+        <w:rPr>
+          <w:b/>
+          <w:bCs/>
+          <w:sz w:val="24"/>
+          <w:szCs w:val="24"/>
+        </w:rPr>
+        <w:t xml:space="preserve">manager of tools</w:t>
+      </w:r>
+      <w:r>
+        <w:rPr>
+          <w:sz w:val="24"/>
+          <w:szCs w:val="24"/>
+        </w:rPr>
+        <w:t xml:space="preserve">, not a repository of knowledge.</w:t>
+      </w:r>
+    </w:p>
+    <w:p>
+      <w:pPr>
+        <w:spacing w:after="200"/>
+      </w:pPr>
+      <w:r>
+        <w:rPr>
+          <w:b/>
+          <w:bCs/>
+          <w:sz w:val="24"/>
+          <w:szCs w:val="24"/>
+        </w:rPr>
+        <w:t xml:space="preserve">The Core Insight:</w:t>
+      </w:r>
+      <w:r>
+        <w:rPr>
+          <w:sz w:val="24"/>
+          <w:szCs w:val="24"/>
+        </w:rPr>
+        <w:t xml:space="preserve"> Think of an LLM as a highly compressed representation of knowledge. Just like a compressed photo or video, detail gets lost in compression. LLMs are the most compressed version of knowledge we have. When you compress something that much, holes appear in the memory. The LLM might struggle to come up with the right answer because information has been lost.</w:t>
+      </w:r>
+    </w:p>
+    <w:p>
+      <w:pPr>
+        <w:spacing w:after="200"/>
+      </w:pPr>
+      <w:r>
+        <w:rPr>
+          <w:b/>
+          <w:bCs/>
+          <w:sz w:val="24"/>
+          <w:szCs w:val="24"/>
+        </w:rPr>
+        <w:t xml:space="preserve">The Solution:</w:t>
+      </w:r>
+      <w:r>
+        <w:rPr>
+          <w:sz w:val="24"/>
+          <w:szCs w:val="24"/>
+        </w:rPr>
+        <w:t xml:space="preserve"> Don't ask the LLM to know everything. Assign it a task and give it tools to perform that task:</w:t>
+      </w:r>
+    </w:p>
+    <w:p>
+      <w:pPr>
+        <w:spacing w:after="200"/>
+      </w:pPr>
+      <w:r>
+        <w:rPr>
+          <w:sz w:val="24"/>
+          <w:szCs w:val="24"/>
+        </w:rPr>
+        <w:t xml:space="preserve">- </w:t>
+      </w:r>
+      <w:r>
+        <w:rPr>
+          <w:b/>
+          <w:bCs/>
+          <w:sz w:val="24"/>
+          <w:szCs w:val="24"/>
+        </w:rPr>
+        <w:t xml:space="preserve">SQL databases</w:t>
+      </w:r>
+      <w:r>
+        <w:rPr>
+          <w:sz w:val="24"/>
+          <w:szCs w:val="24"/>
+        </w:rPr>
+        <w:t xml:space="preserve"> for structured data</w:t>
+      </w:r>
+    </w:p>
+    <w:p>
+      <w:pPr>
+        <w:spacing w:after="200"/>
+      </w:pPr>
+      <w:r>
+        <w:rPr>
+          <w:sz w:val="24"/>
+          <w:szCs w:val="24"/>
+        </w:rPr>
+        <w:t xml:space="preserve">- </w:t>
+      </w:r>
+      <w:r>
+        <w:rPr>
+          <w:b/>
+          <w:bCs/>
+          <w:sz w:val="24"/>
+          <w:szCs w:val="24"/>
+        </w:rPr>
+        <w:t xml:space="preserve">Vector stores</w:t>
+      </w:r>
+      <w:r>
+        <w:rPr>
+          <w:sz w:val="24"/>
+          <w:szCs w:val="24"/>
+        </w:rPr>
+        <w:t xml:space="preserve"> for semantic search</w:t>
+      </w:r>
+    </w:p>
+    <w:p>
+      <w:pPr>
+        <w:spacing w:after="200"/>
+      </w:pPr>
+      <w:r>
+        <w:rPr>
+          <w:sz w:val="24"/>
+          <w:szCs w:val="24"/>
+        </w:rPr>
+        <w:t xml:space="preserve">- </w:t>
+      </w:r>
+      <w:r>
+        <w:rPr>
+          <w:b/>
+          <w:bCs/>
+          <w:sz w:val="24"/>
+          <w:szCs w:val="24"/>
+        </w:rPr>
+        <w:t xml:space="preserve">Web search</w:t>
+      </w:r>
+      <w:r>
+        <w:rPr>
+          <w:sz w:val="24"/>
+          <w:szCs w:val="24"/>
+        </w:rPr>
+        <w:t xml:space="preserve"> for current information</w:t>
+      </w:r>
+    </w:p>
+    <w:p>
+      <w:pPr>
+        <w:spacing w:after="200"/>
+      </w:pPr>
+      <w:r>
+        <w:rPr>
+          <w:sz w:val="24"/>
+          <w:szCs w:val="24"/>
+        </w:rPr>
+        <w:t xml:space="preserve">- </w:t>
+      </w:r>
+      <w:r>
+        <w:rPr>
+          <w:b/>
+          <w:bCs/>
+          <w:sz w:val="24"/>
+          <w:szCs w:val="24"/>
+        </w:rPr>
+        <w:t xml:space="preserve">Document processing</w:t>
+      </w:r>
+      <w:r>
+        <w:rPr>
+          <w:sz w:val="24"/>
+          <w:szCs w:val="24"/>
+        </w:rPr>
+        <w:t xml:space="preserve"> for your files</w:t>
+      </w:r>
+    </w:p>
+    <w:p>
+      <w:pPr>
+        <w:spacing w:after="200"/>
+      </w:pPr>
+      <w:r>
+        <w:rPr>
+          <w:sz w:val="24"/>
+          <w:szCs w:val="24"/>
+        </w:rPr>
+        <w:t xml:space="preserve">This approach — using small, efficient models backed by tools — is what makes this system possible on modest hardware. We've tested this using models as small as </w:t>
+      </w:r>
+      <w:r>
+        <w:rPr>
+          <w:b/>
+          <w:bCs/>
+          <w:sz w:val="24"/>
+          <w:szCs w:val="24"/>
+        </w:rPr>
+        <w:t xml:space="preserve">2 billion parameters</w:t>
+      </w:r>
+      <w:r>
+        <w:rPr>
+          <w:sz w:val="24"/>
+          <w:szCs w:val="24"/>
+        </w:rPr>
+        <w:t xml:space="preserve"> because the system doesn't rely on the LLM having all the information.</w:t>
+      </w:r>
+    </w:p>
+    <w:p>
+      <w:pPr>
+        <w:pStyle w:val="Heading2"/>
+        <w:spacing w:after="200" w:before="400"/>
+      </w:pPr>
+      <w:r>
+        <w:t xml:space="preserve">Why This Approach Changes Everything</w:t>
+      </w:r>
+    </w:p>
+    <w:p>
+      <w:pPr>
+        <w:spacing w:after="200"/>
+      </w:pPr>
+      <w:r>
+        <w:rPr>
+          <w:sz w:val="24"/>
+          <w:szCs w:val="24"/>
+        </w:rPr>
+        <w:t xml:space="preserve">When I first saw OpenCode (Claude Code), I recognized some of these ideas being implemented. However, OpenCode wasn't constrained in ways that organizations could scale: </w:t>
+      </w:r>
+      <w:r>
+        <w:rPr>
+          <w:sz w:val="24"/>
+          <w:szCs w:val="24"/>
+        </w:rPr>
+        <w:t xml:space="preserve">- Security wasn't integrated </w:t>
+      </w:r>
+      <w:r>
+        <w:rPr>
+          <w:sz w:val="24"/>
+          <w:szCs w:val="24"/>
+        </w:rPr>
+        <w:t xml:space="preserve">- It wasn't efficient in resource usage </w:t>
+      </w:r>
+      <w:r>
+        <w:rPr>
+          <w:sz w:val="24"/>
+          <w:szCs w:val="24"/>
+        </w:rPr>
+        <w:t xml:space="preserve">- It relied too heavily on expensive foundational models </w:t>
+      </w:r>
+    </w:p>
+    <w:p>
+      <w:pPr>
+        <w:spacing w:after="200"/>
+      </w:pPr>
+      <w:r>
+        <w:rPr>
+          <w:sz w:val="24"/>
+          <w:szCs w:val="24"/>
+        </w:rPr>
+        <w:t xml:space="preserve">Because Randy had mapped out how to build a scalable enterprise solution, I developed this approach integrating security and efficiencies into the system. Most importantly, this project uses small, open-source models that anyone can run on modest hardware. </w:t>
+      </w:r>
+    </w:p>
+    <w:p>
+      <w:pPr>
+        <w:spacing w:after="200"/>
+      </w:pPr>
+      <w:r>
+        <w:rPr>
+          <w:b/>
+          <w:bCs/>
+          <w:sz w:val="24"/>
+          <w:szCs w:val="24"/>
+        </w:rPr>
+        <w:t xml:space="preserve">The Key Advantages:</w:t>
+      </w:r>
+    </w:p>
+    <w:p>
+      <w:pPr>
+        <w:spacing w:after="200"/>
+      </w:pPr>
+      <w:r>
+        <w:rPr>
+          <w:sz w:val="24"/>
+          <w:szCs w:val="24"/>
+        </w:rPr>
+        <w:t xml:space="preserve">1. </w:t>
+      </w:r>
+      <w:r>
+        <w:rPr>
+          <w:b/>
+          <w:bCs/>
+          <w:sz w:val="24"/>
+          <w:szCs w:val="24"/>
+        </w:rPr>
+        <w:t xml:space="preserve">Accessibility</w:t>
+      </w:r>
+      <w:r>
+        <w:rPr>
+          <w:sz w:val="24"/>
+          <w:szCs w:val="24"/>
+        </w:rPr>
+        <w:t xml:space="preserve"> — Run on a laptop, not a server farm</w:t>
+      </w:r>
+    </w:p>
+    <w:p>
+      <w:pPr>
+        <w:spacing w:after="200"/>
+      </w:pPr>
+      <w:r>
+        <w:rPr>
+          <w:sz w:val="24"/>
+          <w:szCs w:val="24"/>
+        </w:rPr>
+        <w:t xml:space="preserve">2. </w:t>
+      </w:r>
+      <w:r>
+        <w:rPr>
+          <w:b/>
+          <w:bCs/>
+          <w:sz w:val="24"/>
+          <w:szCs w:val="24"/>
+        </w:rPr>
+        <w:t xml:space="preserve">Privacy</w:t>
+      </w:r>
+      <w:r>
+        <w:rPr>
+          <w:sz w:val="24"/>
+          <w:szCs w:val="24"/>
+        </w:rPr>
+        <w:t xml:space="preserve"> — Your data never leaves your machine</w:t>
+      </w:r>
+    </w:p>
+    <w:p>
+      <w:pPr>
+        <w:spacing w:after="200"/>
+      </w:pPr>
+      <w:r>
+        <w:rPr>
+          <w:sz w:val="24"/>
+          <w:szCs w:val="24"/>
+        </w:rPr>
+        <w:t xml:space="preserve">3. </w:t>
+      </w:r>
+      <w:r>
+        <w:rPr>
+          <w:b/>
+          <w:bCs/>
+          <w:sz w:val="24"/>
+          <w:szCs w:val="24"/>
+        </w:rPr>
+        <w:t xml:space="preserve">Cost</w:t>
+      </w:r>
+      <w:r>
+        <w:rPr>
+          <w:sz w:val="24"/>
+          <w:szCs w:val="24"/>
+        </w:rPr>
+        <w:t xml:space="preserve"> — Free to run, not $20-200/month subscriptions</w:t>
+      </w:r>
+    </w:p>
+    <w:p>
+      <w:pPr>
+        <w:spacing w:after="200"/>
+      </w:pPr>
+      <w:r>
+        <w:rPr>
+          <w:sz w:val="24"/>
+          <w:szCs w:val="24"/>
+        </w:rPr>
+        <w:t xml:space="preserve">4. </w:t>
+      </w:r>
+      <w:r>
+        <w:rPr>
+          <w:b/>
+          <w:bCs/>
+          <w:sz w:val="24"/>
+          <w:szCs w:val="24"/>
+        </w:rPr>
+        <w:t xml:space="preserve">Control</w:t>
+      </w:r>
+      <w:r>
+        <w:rPr>
+          <w:sz w:val="24"/>
+          <w:szCs w:val="24"/>
+        </w:rPr>
+        <w:t xml:space="preserve"> — You own the system, not renting access</w:t>
+      </w:r>
+    </w:p>
+    <w:p>
+      <w:pPr>
+        <w:spacing w:after="200"/>
+      </w:pPr>
+      <w:r>
+        <w:rPr>
+          <w:sz w:val="24"/>
+          <w:szCs w:val="24"/>
+        </w:rPr>
+        <w:t xml:space="preserve">5. </w:t>
+      </w:r>
+      <w:r>
+        <w:rPr>
+          <w:b/>
+          <w:bCs/>
+          <w:sz w:val="24"/>
+          <w:szCs w:val="24"/>
+        </w:rPr>
+        <w:t xml:space="preserve">Customization</w:t>
+      </w:r>
+      <w:r>
+        <w:rPr>
+          <w:sz w:val="24"/>
+          <w:szCs w:val="24"/>
+        </w:rPr>
+        <w:t xml:space="preserve"> — Teach it your specific needs</w:t>
+      </w:r>
+    </w:p>
+    <w:p>
+      <w:pPr>
+        <w:pStyle w:val="Heading2"/>
+        <w:spacing w:after="200" w:before="400"/>
+      </w:pPr>
+      <w:r>
+        <w:t xml:space="preserve">Your Options: From Tiny to Titan</w:t>
+      </w:r>
+    </w:p>
+    <w:p>
+      <w:pPr>
+        <w:spacing w:after="200"/>
+      </w:pPr>
+      <w:r>
+        <w:rPr>
+          <w:sz w:val="24"/>
+          <w:szCs w:val="24"/>
+        </w:rPr>
+        <w:t xml:space="preserve">This book shows you ONE implementation, but you have options: </w:t>
+      </w:r>
+    </w:p>
+    <w:p>
+      <w:pPr>
+        <w:spacing w:after="200"/>
+      </w:pPr>
+      <w:r>
+        <w:rPr>
+          <w:b/>
+          <w:bCs/>
+          <w:sz w:val="24"/>
+          <w:szCs w:val="24"/>
+        </w:rPr>
+        <w:t xml:space="preserve">The Minimal Setup (What We Build):</w:t>
+      </w:r>
+    </w:p>
+    <w:p>
+      <w:pPr>
+        <w:spacing w:after="200"/>
+      </w:pPr>
+      <w:r>
+        <w:rPr>
+          <w:sz w:val="24"/>
+          <w:szCs w:val="24"/>
+        </w:rPr>
+        <w:t xml:space="preserve">- Small local models (2B-14B parameters) </w:t>
+      </w:r>
+      <w:r>
+        <w:rPr>
+          <w:sz w:val="24"/>
+          <w:szCs w:val="24"/>
+        </w:rPr>
+        <w:t xml:space="preserve">- SQLite database </w:t>
+      </w:r>
+      <w:r>
+        <w:rPr>
+          <w:sz w:val="24"/>
+          <w:szCs w:val="24"/>
+        </w:rPr>
+        <w:t xml:space="preserve">- Vector store for documents </w:t>
+      </w:r>
+      <w:r>
+        <w:rPr>
+          <w:sz w:val="24"/>
+          <w:szCs w:val="24"/>
+        </w:rPr>
+        <w:t xml:space="preserve">- Ollama for model management </w:t>
+      </w:r>
+      <w:r>
+        <w:rPr>
+          <w:sz w:val="24"/>
+          <w:szCs w:val="24"/>
+        </w:rPr>
+        <w:t xml:space="preserve">- Optional: Free cloud tokens for heavy tasks </w:t>
+      </w:r>
+    </w:p>
+    <w:p>
+      <w:pPr>
+        <w:spacing w:after="200"/>
+      </w:pPr>
+      <w:r>
+        <w:rPr>
+          <w:b/>
+          <w:bCs/>
+          <w:sz w:val="24"/>
+          <w:szCs w:val="24"/>
+        </w:rPr>
+        <w:t xml:space="preserve">The Enterprise Upgrade:</w:t>
+      </w:r>
+    </w:p>
+    <w:p>
+      <w:pPr>
+        <w:spacing w:after="200"/>
+      </w:pPr>
+      <w:r>
+        <w:rPr>
+          <w:sz w:val="24"/>
+          <w:szCs w:val="24"/>
+        </w:rPr>
+        <w:t xml:space="preserve">- vLLM for high-throughput serving </w:t>
+      </w:r>
+      <w:r>
+        <w:rPr>
+          <w:sz w:val="24"/>
+          <w:szCs w:val="24"/>
+        </w:rPr>
+        <w:t xml:space="preserve">- Larger models (27B-70B+ parameters) </w:t>
+      </w:r>
+      <w:r>
+        <w:rPr>
+          <w:sz w:val="24"/>
+          <w:szCs w:val="24"/>
+        </w:rPr>
+        <w:t xml:space="preserve">- GPU acceleration </w:t>
+      </w:r>
+      <w:r>
+        <w:rPr>
+          <w:sz w:val="24"/>
+          <w:szCs w:val="24"/>
+        </w:rPr>
+        <w:t xml:space="preserve">- Multi-user support </w:t>
+      </w:r>
+      <w:r>
+        <w:rPr>
+          <w:sz w:val="24"/>
+          <w:szCs w:val="24"/>
+        </w:rPr>
+        <w:t xml:space="preserve">- Advanced security features </w:t>
+      </w:r>
+    </w:p>
+    <w:p>
+      <w:pPr>
+        <w:spacing w:after="200"/>
+      </w:pPr>
+      <w:r>
+        <w:rPr>
+          <w:b/>
+          <w:bCs/>
+          <w:sz w:val="24"/>
+          <w:szCs w:val="24"/>
+        </w:rPr>
+        <w:t xml:space="preserve">The Cloud Hybrid:</w:t>
+      </w:r>
+    </w:p>
+    <w:p>
+      <w:pPr>
+        <w:spacing w:after="200"/>
+      </w:pPr>
+      <w:r>
+        <w:rPr>
+          <w:sz w:val="24"/>
+          <w:szCs w:val="24"/>
+        </w:rPr>
+        <w:t xml:space="preserve">- Local models for speed and privacy </w:t>
+      </w:r>
+      <w:r>
+        <w:rPr>
+          <w:sz w:val="24"/>
+          <w:szCs w:val="24"/>
+        </w:rPr>
+        <w:t xml:space="preserve">- Cloud APIs for specific tasks </w:t>
+      </w:r>
+      <w:r>
+        <w:rPr>
+          <w:sz w:val="24"/>
+          <w:szCs w:val="24"/>
+        </w:rPr>
+        <w:t xml:space="preserve">- Best of both worlds </w:t>
+      </w:r>
+    </w:p>
+    <w:p>
+      <w:pPr>
+        <w:spacing w:after="200"/>
+      </w:pPr>
+      <w:r>
+        <w:rPr>
+          <w:b/>
+          <w:bCs/>
+          <w:sz w:val="24"/>
+          <w:szCs w:val="24"/>
+        </w:rPr>
+        <w:t xml:space="preserve">You Choose:</w:t>
+      </w:r>
+      <w:r>
+        <w:rPr>
+          <w:sz w:val="24"/>
+          <w:szCs w:val="24"/>
+        </w:rPr>
+        <w:t xml:space="preserve"> Start minimal, scale up as needed. The architecture supports all approaches.</w:t>
+      </w:r>
+    </w:p>
+    <w:p>
+      <w:pPr>
+        <w:pStyle w:val="Heading2"/>
+        <w:spacing w:after="200" w:before="400"/>
+      </w:pPr>
+      <w:r>
         <w:t xml:space="preserve">Table of Contents</w:t>
+      </w:r>
+    </w:p>
+    <w:p>
+      <w:pPr>
+        <w:spacing w:after="200"/>
+      </w:pPr>
+      <w:r>
+        <w:rPr>
+          <w:sz w:val="24"/>
+          <w:szCs w:val="24"/>
+        </w:rPr>
+        <w:t xml:space="preserve">[Rest of table of contents remains the same...] </w:t>
       </w:r>
     </w:p>
     <w:p>
